--- a/以观为真-卷三.docx
+++ b/以观为真-卷三.docx
@@ -47,7 +47,7 @@
           <w:b/>
           <w:sz w:val="28"/>
         </w:rPr>
-        <w:t>第一百零四章 十一个</w:t>
+        <w:t>第七十四章 十一个</w:t>
       </w:r>
     </w:p>
     <w:p>
@@ -747,7 +747,7 @@
     </w:p>
     <w:p>
       <w:r>
-        <w:t>（第一百零四章 完）</w:t>
+        <w:t>（第七十四章 完）</w:t>
       </w:r>
     </w:p>
     <w:p>
@@ -764,7 +764,7 @@
           <w:b/>
           <w:sz w:val="28"/>
         </w:rPr>
-        <w:t>第一百零五章 名字不掉了</w:t>
+        <w:t>第七十五章 名字不掉了</w:t>
       </w:r>
     </w:p>
     <w:p>
@@ -1504,7 +1504,7 @@
     </w:p>
     <w:p>
       <w:r>
-        <w:t>（第一百零五章 完）</w:t>
+        <w:t>（第七十五章 完）</w:t>
       </w:r>
     </w:p>
     <w:p>
@@ -1521,7 +1521,7 @@
           <w:b/>
           <w:sz w:val="28"/>
         </w:rPr>
-        <w:t>第一百零六章 对门</w:t>
+        <w:t>第七十六章 对门</w:t>
       </w:r>
     </w:p>
     <w:p>
@@ -2051,7 +2051,7 @@
     </w:p>
     <w:p>
       <w:r>
-        <w:t>（第一百零六章 完）</w:t>
+        <w:t>（第七十六章 完）</w:t>
       </w:r>
     </w:p>
     <w:p>
@@ -2068,7 +2068,7 @@
           <w:b/>
           <w:sz w:val="28"/>
         </w:rPr>
-        <w:t>第一百零七章 空着的</w:t>
+        <w:t>第七十七章 空着的</w:t>
       </w:r>
     </w:p>
     <w:p>
@@ -2568,7 +2568,7 @@
     </w:p>
     <w:p>
       <w:r>
-        <w:t>（第一百零七章 完）</w:t>
+        <w:t>（第七十七章 完）</w:t>
       </w:r>
     </w:p>
     <w:p>
@@ -2585,7 +2585,7 @@
           <w:b/>
           <w:sz w:val="28"/>
         </w:rPr>
-        <w:t>第一百零八章 谁在走</w:t>
+        <w:t>第七十八章 谁在走</w:t>
       </w:r>
     </w:p>
     <w:p>
@@ -3110,7 +3110,7 @@
     </w:p>
     <w:p>
       <w:r>
-        <w:t>（第一百零八章 完）</w:t>
+        <w:t>（第七十八章 完）</w:t>
       </w:r>
     </w:p>
     <w:p>
@@ -3127,7 +3127,7 @@
           <w:b/>
           <w:sz w:val="28"/>
         </w:rPr>
-        <w:t>第一百零九章 十点十七分</w:t>
+        <w:t>第七十九章 十点十七分</w:t>
       </w:r>
     </w:p>
     <w:p>
@@ -3897,7 +3897,7 @@
     </w:p>
     <w:p>
       <w:r>
-        <w:t>（第一百零九章 完）</w:t>
+        <w:t>（第七十九章 完）</w:t>
       </w:r>
     </w:p>
     <w:p>
@@ -3914,7 +3914,7 @@
           <w:b/>
           <w:sz w:val="28"/>
         </w:rPr>
-        <w:t>第一百一十章 别叫名字</w:t>
+        <w:t>第八十章 别叫名字</w:t>
       </w:r>
     </w:p>
     <w:p>
@@ -4529,7 +4529,7 @@
     </w:p>
     <w:p>
       <w:r>
-        <w:t>（第一百一十章 完）</w:t>
+        <w:t>（第八十章 完）</w:t>
       </w:r>
     </w:p>
     <w:p>
@@ -4546,7 +4546,7 @@
           <w:b/>
           <w:sz w:val="28"/>
         </w:rPr>
-        <w:t>第一百一十一章 剩多少</w:t>
+        <w:t>第八十一章 剩多少</w:t>
       </w:r>
     </w:p>
     <w:p>
@@ -5066,7 +5066,7 @@
     </w:p>
     <w:p>
       <w:r>
-        <w:t>（第一百一十一章 完）</w:t>
+        <w:t>（第八十一章 完）</w:t>
       </w:r>
     </w:p>
     <w:p>
@@ -5083,7 +5083,7 @@
           <w:b/>
           <w:sz w:val="28"/>
         </w:rPr>
-        <w:t>第一百一十二章 谁不用</w:t>
+        <w:t>第八十二章 谁不用</w:t>
       </w:r>
     </w:p>
     <w:p>
@@ -5678,7 +5678,7 @@
     </w:p>
     <w:p>
       <w:r>
-        <w:t>（第一百一十二章 完）</w:t>
+        <w:t>（第八十二章 完）</w:t>
       </w:r>
     </w:p>
     <w:p>
@@ -5695,7 +5695,7 @@
           <w:b/>
           <w:sz w:val="28"/>
         </w:rPr>
-        <w:t>第一百一十三章 九次</w:t>
+        <w:t>第八十三章 九次</w:t>
       </w:r>
     </w:p>
     <w:p>
@@ -6220,7 +6220,7 @@
     </w:p>
     <w:p>
       <w:r>
-        <w:t>（第一百一十三章 完）</w:t>
+        <w:t>（第八十三章 完）</w:t>
       </w:r>
     </w:p>
     <w:p>
@@ -6237,7 +6237,7 @@
           <w:b/>
           <w:sz w:val="28"/>
         </w:rPr>
-        <w:t>第一百一十四章 他没有名字</w:t>
+        <w:t>第八十四章 他没有名字</w:t>
       </w:r>
     </w:p>
     <w:p>
@@ -6782,7 +6782,7 @@
     </w:p>
     <w:p>
       <w:r>
-        <w:t>（第一百一十四章 完）</w:t>
+        <w:t>（第八十四章 完）</w:t>
       </w:r>
     </w:p>
     <w:p>
@@ -6799,7 +6799,7 @@
           <w:b/>
           <w:sz w:val="28"/>
         </w:rPr>
-        <w:t>第一百一十五章 不在册</w:t>
+        <w:t>第八十五章 不在册</w:t>
       </w:r>
     </w:p>
     <w:p>
@@ -7514,7 +7514,7 @@
     </w:p>
     <w:p>
       <w:r>
-        <w:t>（第一百一十五章 完）</w:t>
+        <w:t>（第八十五章 完）</w:t>
       </w:r>
     </w:p>
     <w:p>
@@ -7531,7 +7531,7 @@
           <w:b/>
           <w:sz w:val="28"/>
         </w:rPr>
-        <w:t>第一百一十六章 归零</w:t>
+        <w:t>第八十六章 归零</w:t>
       </w:r>
     </w:p>
     <w:p>
@@ -8141,7 +8141,7 @@
     </w:p>
     <w:p>
       <w:r>
-        <w:t>（第一百一十六章 完）</w:t>
+        <w:t>（第八十六章 完）</w:t>
       </w:r>
     </w:p>
     <w:p>
@@ -8158,7 +8158,7 @@
           <w:b/>
           <w:sz w:val="28"/>
         </w:rPr>
-        <w:t>第一百一十七章 一遍一格</w:t>
+        <w:t>第八十七章 一遍一格</w:t>
       </w:r>
     </w:p>
     <w:p>
@@ -8648,7 +8648,7 @@
     </w:p>
     <w:p>
       <w:r>
-        <w:t>（第一百一十七章 完）</w:t>
+        <w:t>（第八十七章 完）</w:t>
       </w:r>
     </w:p>
     <w:p>
@@ -8665,7 +8665,7 @@
           <w:b/>
           <w:sz w:val="28"/>
         </w:rPr>
-        <w:t>第一百一十八章 给他一个</w:t>
+        <w:t>第八十八章 给他一个</w:t>
       </w:r>
     </w:p>
     <w:p>
@@ -9175,7 +9175,7 @@
     </w:p>
     <w:p>
       <w:r>
-        <w:t>（第一百一十八章 完）</w:t>
+        <w:t>（第八十八章 完）</w:t>
       </w:r>
     </w:p>
     <w:p>
@@ -9192,7 +9192,7 @@
           <w:b/>
           <w:sz w:val="28"/>
         </w:rPr>
-        <w:t>第一百一十九章 小勇</w:t>
+        <w:t>第八十九章 小勇</w:t>
       </w:r>
     </w:p>
     <w:p>
@@ -9862,7 +9862,7 @@
     </w:p>
     <w:p>
       <w:r>
-        <w:t>（第一百一十九章 完）</w:t>
+        <w:t>（第八十九章 完）</w:t>
       </w:r>
     </w:p>
     <w:p>
@@ -9879,7 +9879,7 @@
           <w:b/>
           <w:sz w:val="28"/>
         </w:rPr>
-        <w:t>第一百二十章 没有人核对她</w:t>
+        <w:t>第九十章 没有人核对她</w:t>
       </w:r>
     </w:p>
     <w:p>
@@ -10384,7 +10384,7 @@
     </w:p>
     <w:p>
       <w:r>
-        <w:t>（第一百二十章 完）</w:t>
+        <w:t>（第九十章 完）</w:t>
       </w:r>
     </w:p>
     <w:p>
@@ -10401,7 +10401,7 @@
           <w:b/>
           <w:sz w:val="28"/>
         </w:rPr>
-        <w:t>第一百二十一章 第二遍</w:t>
+        <w:t>第九十一章 第二遍</w:t>
       </w:r>
     </w:p>
     <w:p>
@@ -10936,7 +10936,7 @@
     </w:p>
     <w:p>
       <w:r>
-        <w:t>（第一百二十一章 完）</w:t>
+        <w:t>（第九十一章 完）</w:t>
       </w:r>
     </w:p>
     <w:p>
@@ -10953,7 +10953,7 @@
           <w:b/>
           <w:sz w:val="28"/>
         </w:rPr>
-        <w:t>第一百二十二章 七格</w:t>
+        <w:t>第九十二章 七格</w:t>
       </w:r>
     </w:p>
     <w:p>
@@ -11618,7 +11618,7 @@
     </w:p>
     <w:p>
       <w:r>
-        <w:t>（第一百二十二章 完）</w:t>
+        <w:t>（第九十二章 完）</w:t>
       </w:r>
     </w:p>
     <w:p>
@@ -11635,7 +11635,7 @@
           <w:b/>
           <w:sz w:val="28"/>
         </w:rPr>
-        <w:t>第一百二十三章 六个字</w:t>
+        <w:t>第九十三章 六个字</w:t>
       </w:r>
     </w:p>
     <w:p>
@@ -12070,7 +12070,7 @@
     </w:p>
     <w:p>
       <w:r>
-        <w:t>（第一百二十三章 完）</w:t>
+        <w:t>（第九十三章 完）</w:t>
       </w:r>
     </w:p>
     <w:p>
@@ -12087,7 +12087,7 @@
           <w:b/>
           <w:sz w:val="28"/>
         </w:rPr>
-        <w:t>第一百二十四章 花完</w:t>
+        <w:t>第九十四章 花完</w:t>
       </w:r>
     </w:p>
     <w:p>
@@ -12642,7 +12642,7 @@
     </w:p>
     <w:p>
       <w:r>
-        <w:t>（第一百二十四章 完）</w:t>
+        <w:t>（第九十四章 完）</w:t>
       </w:r>
     </w:p>
     <w:p>
@@ -12659,7 +12659,7 @@
           <w:b/>
           <w:sz w:val="28"/>
         </w:rPr>
-        <w:t>第一百二十五章 卡在里面</w:t>
+        <w:t>第九十五章 卡在里面</w:t>
       </w:r>
     </w:p>
     <w:p>
@@ -13119,7 +13119,7 @@
     </w:p>
     <w:p>
       <w:r>
-        <w:t>（第一百二十五章 完）</w:t>
+        <w:t>（第九十五章 完）</w:t>
       </w:r>
     </w:p>
     <w:p>
@@ -13136,7 +13136,7 @@
           <w:b/>
           <w:sz w:val="28"/>
         </w:rPr>
-        <w:t>第一百二十六章 那六个字</w:t>
+        <w:t>第九十六章 那六个字</w:t>
       </w:r>
     </w:p>
     <w:p>
@@ -13676,7 +13676,7 @@
     </w:p>
     <w:p>
       <w:r>
-        <w:t>（第一百二十六章 完）</w:t>
+        <w:t>（第九十六章 完）</w:t>
       </w:r>
     </w:p>
     <w:p>
@@ -13693,7 +13693,7 @@
           <w:b/>
           <w:sz w:val="28"/>
         </w:rPr>
-        <w:t>第一百二十七章 我先醒的</w:t>
+        <w:t>第九十七章 我先醒的</w:t>
       </w:r>
     </w:p>
     <w:p>
@@ -14158,7 +14158,7 @@
     </w:p>
     <w:p>
       <w:r>
-        <w:t>（第一百二十七章 完）</w:t>
+        <w:t>（第九十七章 完）</w:t>
       </w:r>
     </w:p>
     <w:p>
@@ -14175,7 +14175,7 @@
           <w:b/>
           <w:sz w:val="28"/>
         </w:rPr>
-        <w:t>第一百二十八章 少一个</w:t>
+        <w:t>第九十八章 少一个</w:t>
       </w:r>
     </w:p>
     <w:p>
@@ -14630,7 +14630,7 @@
     </w:p>
     <w:p>
       <w:r>
-        <w:t>（第一百二十八章 完）</w:t>
+        <w:t>（第九十八章 完）</w:t>
       </w:r>
     </w:p>
     <w:p>
@@ -14647,7 +14647,7 @@
           <w:b/>
           <w:sz w:val="28"/>
         </w:rPr>
-        <w:t>第一百二十九章 现在是第三遍</w:t>
+        <w:t>第九十九章 现在是第三遍</w:t>
       </w:r>
     </w:p>
     <w:p>
@@ -15092,7 +15092,7 @@
     </w:p>
     <w:p>
       <w:r>
-        <w:t>（第一百二十九章 完）</w:t>
+        <w:t>（第九十九章 完）</w:t>
       </w:r>
     </w:p>
     <w:p>
@@ -15109,7 +15109,7 @@
           <w:b/>
           <w:sz w:val="28"/>
         </w:rPr>
-        <w:t>第一百三十章 第十五行</w:t>
+        <w:t>第一百章 第十五行</w:t>
       </w:r>
     </w:p>
     <w:p>
@@ -15649,7 +15649,7 @@
     </w:p>
     <w:p>
       <w:r>
-        <w:t>（第一百三十章 完）</w:t>
+        <w:t>（第一百章 完）</w:t>
       </w:r>
     </w:p>
     <w:p>
@@ -15666,7 +15666,7 @@
           <w:b/>
           <w:sz w:val="28"/>
         </w:rPr>
-        <w:t>第一百三十一章 没人接得住</w:t>
+        <w:t>第一百零一章 没人接得住</w:t>
       </w:r>
     </w:p>
     <w:p>
@@ -16391,7 +16391,7 @@
     </w:p>
     <w:p>
       <w:r>
-        <w:t>（第一百三十一章 完）</w:t>
+        <w:t>（第一百零一章 完）</w:t>
       </w:r>
     </w:p>
     <w:p>
@@ -16408,7 +16408,7 @@
           <w:b/>
           <w:sz w:val="28"/>
         </w:rPr>
-        <w:t>第一百三十二章 已受理</w:t>
+        <w:t>第一百零二章 已受理</w:t>
       </w:r>
     </w:p>
     <w:p>
@@ -17013,7 +17013,7 @@
     </w:p>
     <w:p>
       <w:r>
-        <w:t>（第一百三十二章 完）</w:t>
+        <w:t>（第一百零二章 完）</w:t>
       </w:r>
     </w:p>
     <w:p>
@@ -17030,7 +17030,7 @@
           <w:b/>
           <w:sz w:val="28"/>
         </w:rPr>
-        <w:t>第一百三十三章 门牌</w:t>
+        <w:t>第一百零三章 门牌</w:t>
       </w:r>
     </w:p>
     <w:p>
@@ -17765,7 +17765,7 @@
     </w:p>
     <w:p>
       <w:r>
-        <w:t>（第一百三十三章 完）</w:t>
+        <w:t>（第一百零三章 完）</w:t>
       </w:r>
     </w:p>
     <w:p>
@@ -17782,7 +17782,7 @@
           <w:b/>
           <w:sz w:val="28"/>
         </w:rPr>
-        <w:t>第一百三十四章 三十四年</w:t>
+        <w:t>第一百零四章 三十四年</w:t>
       </w:r>
     </w:p>
     <w:p>
@@ -18487,7 +18487,7 @@
     </w:p>
     <w:p>
       <w:r>
-        <w:t>（第一百三十四章 完）</w:t>
+        <w:t>（第一百零四章 完）</w:t>
       </w:r>
     </w:p>
     <w:p>
@@ -18504,7 +18504,7 @@
           <w:b/>
           <w:sz w:val="28"/>
         </w:rPr>
-        <w:t>第一百三十五章 十点十七分</w:t>
+        <w:t>第一百零五章 十点十七分</w:t>
       </w:r>
     </w:p>
     <w:p>
@@ -19194,7 +19194,7 @@
     </w:p>
     <w:p>
       <w:r>
-        <w:t>（第一百三十五章 完）</w:t>
+        <w:t>（第一百零五章 完）</w:t>
       </w:r>
     </w:p>
     <w:p>
@@ -19211,7 +19211,7 @@
           <w:b/>
           <w:sz w:val="28"/>
         </w:rPr>
-        <w:t>第一百三十六章 七病区 03</w:t>
+        <w:t>第一百零六章 七病区 03</w:t>
       </w:r>
     </w:p>
     <w:p>
@@ -19861,7 +19861,7 @@
     </w:p>
     <w:p>
       <w:r>
-        <w:t>（第一百三十六章 完）</w:t>
+        <w:t>（第一百零六章 完）</w:t>
       </w:r>
     </w:p>
     <w:p>
@@ -19878,7 +19878,7 @@
           <w:b/>
           <w:sz w:val="28"/>
         </w:rPr>
-        <w:t>第一百三十七章 附则</w:t>
+        <w:t>第一百零七章 附则</w:t>
       </w:r>
     </w:p>
     <w:p>
@@ -20578,7 +20578,7 @@
     </w:p>
     <w:p>
       <w:r>
-        <w:t>（第一百三十七章 完）</w:t>
+        <w:t>（第一百零七章 完）</w:t>
       </w:r>
     </w:p>
     <w:p>
@@ -20595,7 +20595,7 @@
           <w:b/>
           <w:sz w:val="28"/>
         </w:rPr>
-        <w:t>第一百三十八章 未核</w:t>
+        <w:t>第一百零八章 未核</w:t>
       </w:r>
     </w:p>
     <w:p>
@@ -21390,7 +21390,7 @@
     </w:p>
     <w:p>
       <w:r>
-        <w:t>（第一百三十八章 完）</w:t>
+        <w:t>（第一百零八章 完）</w:t>
       </w:r>
     </w:p>
     <w:p>
@@ -21407,7 +21407,7 @@
           <w:b/>
           <w:sz w:val="28"/>
         </w:rPr>
-        <w:t>第一百三十九章 许照的右手</w:t>
+        <w:t>第一百零九章 许照的右手</w:t>
       </w:r>
     </w:p>
     <w:p>
@@ -22182,7 +22182,7 @@
     </w:p>
     <w:p>
       <w:r>
-        <w:t>（第一百三十九章 完）</w:t>
+        <w:t>（第一百零九章 完）</w:t>
       </w:r>
     </w:p>
     <w:p>
@@ -22199,7 +22199,7 @@
           <w:b/>
           <w:sz w:val="28"/>
         </w:rPr>
-        <w:t>第一百四十章 一直挂着</w:t>
+        <w:t>第一百一十章 一直挂着</w:t>
       </w:r>
     </w:p>
     <w:p>
@@ -22954,7 +22954,7 @@
     </w:p>
     <w:p>
       <w:r>
-        <w:t>（第一百四十章 完）</w:t>
+        <w:t>（第一百一十章 完）</w:t>
       </w:r>
     </w:p>
     <w:p>
@@ -22971,7 +22971,7 @@
           <w:b/>
           <w:sz w:val="28"/>
         </w:rPr>
-        <w:t>第一百四十一章 老董数不了了</w:t>
+        <w:t>第一百一十一章 老董数不了了</w:t>
       </w:r>
     </w:p>
     <w:p>
@@ -23651,7 +23651,7 @@
     </w:p>
     <w:p>
       <w:r>
-        <w:t>（第一百四十一章 完）</w:t>
+        <w:t>（第一百一十一章 完）</w:t>
       </w:r>
     </w:p>
     <w:p>
@@ -23668,7 +23668,7 @@
           <w:b/>
           <w:sz w:val="28"/>
         </w:rPr>
-        <w:t>第一百四十二章 自愿</w:t>
+        <w:t>第一百一十二章 自愿</w:t>
       </w:r>
     </w:p>
     <w:p>
@@ -24253,7 +24253,7 @@
     </w:p>
     <w:p>
       <w:r>
-        <w:t>（第一百四十二章 完）</w:t>
+        <w:t>（第一百一十二章 完）</w:t>
       </w:r>
     </w:p>
     <w:p>
@@ -24270,7 +24270,7 @@
           <w:b/>
           <w:sz w:val="28"/>
         </w:rPr>
-        <w:t>第一百四十三章 我在这儿</w:t>
+        <w:t>第一百一十三章 我在这儿</w:t>
       </w:r>
     </w:p>
     <w:p>
@@ -24955,7 +24955,7 @@
     </w:p>
     <w:p>
       <w:r>
-        <w:t>（第一百四十三章 完）</w:t>
+        <w:t>（第一百一十三章 完）</w:t>
       </w:r>
     </w:p>
     <w:p>
@@ -24972,7 +24972,7 @@
           <w:b/>
           <w:sz w:val="28"/>
         </w:rPr>
-        <w:t>第一百四十四章 交记录</w:t>
+        <w:t>第一百一十四章 交记录</w:t>
       </w:r>
     </w:p>
     <w:p>
@@ -25677,7 +25677,7 @@
     </w:p>
     <w:p>
       <w:r>
-        <w:t>（第一百四十四章 完）</w:t>
+        <w:t>（第一百一十四章 完）</w:t>
       </w:r>
     </w:p>
     <w:p>
@@ -25694,7 +25694,7 @@
           <w:b/>
           <w:sz w:val="28"/>
         </w:rPr>
-        <w:t>第一百四十五章 第十六行</w:t>
+        <w:t>第一百一十五章 第十六行</w:t>
       </w:r>
     </w:p>
     <w:p>
@@ -26279,7 +26279,7 @@
     </w:p>
     <w:p>
       <w:r>
-        <w:t>（第一百四十五章 完）</w:t>
+        <w:t>（第一百一十五章 完）</w:t>
       </w:r>
     </w:p>
     <w:p>
@@ -26296,7 +26296,7 @@
           <w:b/>
           <w:sz w:val="28"/>
         </w:rPr>
-        <w:t>第一百四十六章 三楼医务科</w:t>
+        <w:t>第一百一十六章 三楼医务科</w:t>
       </w:r>
     </w:p>
     <w:p>
@@ -26871,7 +26871,7 @@
     </w:p>
     <w:p>
       <w:r>
-        <w:t>（第一百四十六章 完）</w:t>
+        <w:t>（第一百一十六章 完）</w:t>
       </w:r>
     </w:p>
     <w:p>
@@ -26888,7 +26888,7 @@
           <w:b/>
           <w:sz w:val="28"/>
         </w:rPr>
-        <w:t>第一百四十七章 一式三联</w:t>
+        <w:t>第一百一十七章 一式三联</w:t>
       </w:r>
     </w:p>
     <w:p>
@@ -27403,7 +27403,7 @@
     </w:p>
     <w:p>
       <w:r>
-        <w:t>（第一百四十七章 完）</w:t>
+        <w:t>（第一百一十七章 完）</w:t>
       </w:r>
     </w:p>
     <w:p>
@@ -27420,7 +27420,7 @@
           <w:b/>
           <w:sz w:val="28"/>
         </w:rPr>
-        <w:t>第一百四十八章 十七年</w:t>
+        <w:t>第一百一十八章 十七年</w:t>
       </w:r>
     </w:p>
     <w:p>
@@ -27990,7 +27990,7 @@
     </w:p>
     <w:p>
       <w:r>
-        <w:t>（第一百四十八章 完）</w:t>
+        <w:t>（第一百一十八章 完）</w:t>
       </w:r>
     </w:p>
     <w:p>
@@ -28007,7 +28007,7 @@
           <w:b/>
           <w:sz w:val="28"/>
         </w:rPr>
-        <w:t>第一百四十九章 编号七</w:t>
+        <w:t>第一百一十九章 编号七</w:t>
       </w:r>
     </w:p>
     <w:p>
@@ -28752,7 +28752,7 @@
     </w:p>
     <w:p>
       <w:r>
-        <w:t>（第一百四十九章 完）</w:t>
+        <w:t>（第一百一十九章 完）</w:t>
       </w:r>
     </w:p>
     <w:p>
@@ -28769,7 +28769,7 @@
           <w:b/>
           <w:sz w:val="28"/>
         </w:rPr>
-        <w:t>第一百五十章 十一个</w:t>
+        <w:t>第一百二十章 十一个</w:t>
       </w:r>
     </w:p>
     <w:p>
@@ -29099,7 +29099,7 @@
     </w:p>
     <w:p>
       <w:r>
-        <w:t>（第一百五十章 完）</w:t>
+        <w:t>（第一百二十章 完）</w:t>
       </w:r>
     </w:p>
     <w:p>
@@ -29116,7 +29116,7 @@
           <w:b/>
           <w:sz w:val="28"/>
         </w:rPr>
-        <w:t>第一百五十一章 黑</w:t>
+        <w:t>第一百二十一章 黑</w:t>
       </w:r>
     </w:p>
     <w:p>
@@ -29776,7 +29776,7 @@
     </w:p>
     <w:p>
       <w:r>
-        <w:t>（第一百五十一章 完）</w:t>
+        <w:t>（第一百二十一章 完）</w:t>
       </w:r>
     </w:p>
     <w:p>
@@ -29793,7 +29793,7 @@
           <w:b/>
           <w:sz w:val="28"/>
         </w:rPr>
-        <w:t>第一百五十二章 调档</w:t>
+        <w:t>第一百二十二章 调档</w:t>
       </w:r>
     </w:p>
     <w:p>
@@ -30358,7 +30358,7 @@
     </w:p>
     <w:p>
       <w:r>
-        <w:t>（第一百五十二章 完）</w:t>
+        <w:t>（第一百二十二章 完）</w:t>
       </w:r>
     </w:p>
     <w:p>
@@ -30375,7 +30375,7 @@
           <w:b/>
           <w:sz w:val="28"/>
         </w:rPr>
-        <w:t>第一百五十三章 七行</w:t>
+        <w:t>第一百二十三章 七行</w:t>
       </w:r>
     </w:p>
     <w:p>
@@ -30885,7 +30885,7 @@
     </w:p>
     <w:p>
       <w:r>
-        <w:t>（第一百五十三章 完）</w:t>
+        <w:t>（第一百二十三章 完）</w:t>
       </w:r>
     </w:p>
     <w:p>
@@ -30902,7 +30902,7 @@
           <w:b/>
           <w:sz w:val="28"/>
         </w:rPr>
-        <w:t>第一百五十四章 小名</w:t>
+        <w:t>第一百二十四章 小名</w:t>
       </w:r>
     </w:p>
     <w:p>
@@ -31347,7 +31347,7 @@
     </w:p>
     <w:p>
       <w:r>
-        <w:t>（第一百五十四章 完）</w:t>
+        <w:t>（第一百二十四章 完）</w:t>
       </w:r>
     </w:p>
     <w:p>
@@ -31364,7 +31364,7 @@
           <w:b/>
           <w:sz w:val="28"/>
         </w:rPr>
-        <w:t>第一百五十五章 交给我自己</w:t>
+        <w:t>第一百二十五章 交给我自己</w:t>
       </w:r>
     </w:p>
     <w:p>
@@ -31914,7 +31914,7 @@
     </w:p>
     <w:p>
       <w:r>
-        <w:t>（第一百五十五章 完）</w:t>
+        <w:t>（第一百二十五章 完）</w:t>
       </w:r>
     </w:p>
     <w:p>
@@ -31931,7 +31931,7 @@
           <w:b/>
           <w:sz w:val="28"/>
         </w:rPr>
-        <w:t>第一百五十六章 已收</w:t>
+        <w:t>第一百二十六章 已收</w:t>
       </w:r>
     </w:p>
     <w:p>
@@ -32481,7 +32481,7 @@
     </w:p>
     <w:p>
       <w:r>
-        <w:t>（第一百五十六章 完）</w:t>
+        <w:t>（第一百二十六章 完）</w:t>
       </w:r>
     </w:p>
     <w:p>
@@ -32498,7 +32498,7 @@
           <w:b/>
           <w:sz w:val="28"/>
         </w:rPr>
-        <w:t>第一百五十七章 转办</w:t>
+        <w:t>第一百二十七章 转办</w:t>
       </w:r>
     </w:p>
     <w:p>
@@ -32948,7 +32948,7 @@
     </w:p>
     <w:p>
       <w:r>
-        <w:t>（第一百五十七章 完）</w:t>
+        <w:t>（第一百二十七章 完）</w:t>
       </w:r>
     </w:p>
     <w:p>
@@ -32965,7 +32965,7 @@
           <w:b/>
           <w:sz w:val="28"/>
         </w:rPr>
-        <w:t>第一百五十八章 不是驳回</w:t>
+        <w:t>第一百二十八章 不是驳回</w:t>
       </w:r>
     </w:p>
     <w:p>
@@ -33440,7 +33440,7 @@
     </w:p>
     <w:p>
       <w:r>
-        <w:t>（第一百五十八章 完）</w:t>
+        <w:t>（第一百二十八章 完）</w:t>
       </w:r>
     </w:p>
     <w:p>
@@ -33457,7 +33457,7 @@
           <w:b/>
           <w:sz w:val="28"/>
         </w:rPr>
-        <w:t>第一百五十九章 未归</w:t>
+        <w:t>第一百二十九章 未归</w:t>
       </w:r>
     </w:p>
     <w:p>
@@ -33972,7 +33972,7 @@
     </w:p>
     <w:p>
       <w:r>
-        <w:t>（第一百五十九章 完）</w:t>
+        <w:t>（第一百二十九章 完）</w:t>
       </w:r>
     </w:p>
     <w:p>
@@ -33989,7 +33989,7 @@
           <w:b/>
           <w:sz w:val="28"/>
         </w:rPr>
-        <w:t>第一百六十章 桌子</w:t>
+        <w:t>第一百三十章 桌子</w:t>
       </w:r>
     </w:p>
     <w:p>
@@ -34354,7 +34354,7 @@
     </w:p>
     <w:p>
       <w:r>
-        <w:t>（第一百六十章 完）</w:t>
+        <w:t>（第一百三十章 完）</w:t>
       </w:r>
     </w:p>
     <w:p>
@@ -34371,7 +34371,7 @@
           <w:b/>
           <w:sz w:val="28"/>
         </w:rPr>
-        <w:t>第一百六十一章 已办结</w:t>
+        <w:t>第一百三十一章 已办结</w:t>
       </w:r>
     </w:p>
     <w:p>
@@ -34856,7 +34856,7 @@
     </w:p>
     <w:p>
       <w:r>
-        <w:t>（第一百六十一章 完）</w:t>
+        <w:t>（第一百三十一章 完）</w:t>
       </w:r>
     </w:p>
     <w:p>
@@ -34873,7 +34873,7 @@
           <w:b/>
           <w:sz w:val="28"/>
         </w:rPr>
-        <w:t>第一百六十二章 人没跟着</w:t>
+        <w:t>第一百三十二章 人没跟着</w:t>
       </w:r>
     </w:p>
     <w:p>
@@ -35193,7 +35193,7 @@
     </w:p>
     <w:p>
       <w:r>
-        <w:t>（第一百六十二章 完）</w:t>
+        <w:t>（第一百三十二章 完）</w:t>
       </w:r>
     </w:p>
     <w:p>
@@ -35210,7 +35210,7 @@
           <w:b/>
           <w:sz w:val="28"/>
         </w:rPr>
-        <w:t>第一百六十三章 四十年</w:t>
+        <w:t>第一百三十三章 四十年</w:t>
       </w:r>
     </w:p>
     <w:p>
@@ -35595,7 +35595,7 @@
     </w:p>
     <w:p>
       <w:r>
-        <w:t>（第一百六十三章 完）</w:t>
+        <w:t>（第一百三十三章 完）</w:t>
       </w:r>
     </w:p>
     <w:p>
@@ -35612,7 +35612,7 @@
           <w:b/>
           <w:sz w:val="28"/>
         </w:rPr>
-        <w:t>第一百六十四章 二十四</w:t>
+        <w:t>第一百三十四章 二十四</w:t>
       </w:r>
     </w:p>
     <w:p>
@@ -36157,7 +36157,7 @@
     </w:p>
     <w:p>
       <w:r>
-        <w:t>（第一百六十四章 完）</w:t>
+        <w:t>（第一百三十四章 完）</w:t>
       </w:r>
     </w:p>
     <w:p>
@@ -36174,7 +36174,7 @@
           <w:b/>
           <w:sz w:val="28"/>
         </w:rPr>
-        <w:t>第一百六十五章 那我就早一点</w:t>
+        <w:t>第一百三十五章 那我就早一点</w:t>
       </w:r>
     </w:p>
     <w:p>
@@ -36589,7 +36589,7 @@
     </w:p>
     <w:p>
       <w:r>
-        <w:t>（第一百六十五章 完）</w:t>
+        <w:t>（第一百三十五章 完）</w:t>
       </w:r>
     </w:p>
     <w:p>
@@ -36606,7 +36606,7 @@
           <w:b/>
           <w:sz w:val="28"/>
         </w:rPr>
-        <w:t>第一百六十六章 不花</w:t>
+        <w:t>第一百三十六章 不花</w:t>
       </w:r>
     </w:p>
     <w:p>
@@ -36961,7 +36961,7 @@
     </w:p>
     <w:p>
       <w:r>
-        <w:t>（第一百六十六章 完）</w:t>
+        <w:t>（第一百三十六章 完）</w:t>
       </w:r>
     </w:p>
     <w:p>
@@ -36978,7 +36978,7 @@
           <w:b/>
           <w:sz w:val="28"/>
         </w:rPr>
-        <w:t>第一百六十七章 分账</w:t>
+        <w:t>第一百三十七章 分账</w:t>
       </w:r>
     </w:p>
     <w:p>
@@ -37498,7 +37498,7 @@
     </w:p>
     <w:p>
       <w:r>
-        <w:t>（第一百六十七章 完）</w:t>
+        <w:t>（第一百三十七章 完）</w:t>
       </w:r>
     </w:p>
     <w:p>
@@ -37515,7 +37515,7 @@
           <w:b/>
           <w:sz w:val="28"/>
         </w:rPr>
-        <w:t>第一百六十八章 走</w:t>
+        <w:t>第一百三十八章 走</w:t>
       </w:r>
     </w:p>
     <w:p>
@@ -38030,7 +38030,7 @@
     </w:p>
     <w:p>
       <w:r>
-        <w:t>（第一百六十八章 完）</w:t>
+        <w:t>（第一百三十八章 完）</w:t>
       </w:r>
     </w:p>
     <w:p>
@@ -38047,7 +38047,7 @@
           <w:b/>
           <w:sz w:val="28"/>
         </w:rPr>
-        <w:t>第一百六十九章 十八行</w:t>
+        <w:t>第一百三十九章 十八行</w:t>
       </w:r>
     </w:p>
     <w:p>
@@ -38567,7 +38567,7 @@
     </w:p>
     <w:p>
       <w:r>
-        <w:t>（第一百六十九章 完）</w:t>
+        <w:t>（第一百三十九章 完）</w:t>
       </w:r>
     </w:p>
     <w:p>
@@ -38584,7 +38584,7 @@
           <w:b/>
           <w:sz w:val="28"/>
         </w:rPr>
-        <w:t>第一百七十章 第四部</w:t>
+        <w:t>第一百四十章 第四部</w:t>
       </w:r>
     </w:p>
     <w:p>
@@ -39244,7 +39244,7 @@
     </w:p>
     <w:p>
       <w:r>
-        <w:t>（第一百七十章 完）</w:t>
+        <w:t>（第一百四十章 完）</w:t>
       </w:r>
     </w:p>
     <w:p>
@@ -39261,7 +39261,7 @@
           <w:b/>
           <w:sz w:val="28"/>
         </w:rPr>
-        <w:t>第一百七十一章 空的那一格</w:t>
+        <w:t>第一百四十一章 空的那一格</w:t>
       </w:r>
     </w:p>
     <w:p>
@@ -39816,7 +39816,7 @@
     </w:p>
     <w:p>
       <w:r>
-        <w:t>（第一百七十一章 完）</w:t>
+        <w:t>（第一百四十一章 完）</w:t>
       </w:r>
     </w:p>
     <w:p>
